--- a/R/R_Homework/心理学院R编程语言课程可重复检验指南(2025版)_1.docx
+++ b/R/R_Homework/心理学院R编程语言课程可重复检验指南(2025版)_1.docx
@@ -4133,17 +4133,7 @@
           <w:szCs w:val="21"/>
           <w:highlight w:val="yellow"/>
         </w:rPr>
-        <w:t xml:space="preserve"> 为</w:t>
-      </w:r>
-      <w:bookmarkStart w:id="9" w:name="_GoBack"/>
-      <w:bookmarkEnd w:id="9"/>
-      <w:r>
-        <w:rPr>
-          <w:rFonts w:ascii="Times New Roman" w:hAnsi="Times New Roman" w:eastAsia="宋体" w:cs="Times New Roman"/>
-          <w:szCs w:val="21"/>
-          <w:highlight w:val="yellow"/>
-        </w:rPr>
-        <w:t>重复分析时获得的数值）</w:t>
+        <w:t xml:space="preserve"> 为重复分析时获得的数值）</w:t>
       </w:r>
       <w:r>
         <w:rPr>
@@ -4344,7 +4334,22 @@
           <w:rFonts w:ascii="Times New Roman" w:hAnsi="Times New Roman" w:eastAsia="宋体" w:cs="Times New Roman"/>
           <w:szCs w:val="21"/>
         </w:rPr>
-        <w:t>此外，对特殊的情况进行记录，包括因舍入导致的偏差(如</w:t>
+        <w:t>此外，对特殊的情况进行记录，包括</w:t>
+      </w:r>
+      <w:r>
+        <w:rPr>
+          <w:rFonts w:ascii="Times New Roman" w:hAnsi="Times New Roman" w:eastAsia="宋体" w:cs="Times New Roman"/>
+          <w:szCs w:val="21"/>
+          <w:u w:val="single"/>
+        </w:rPr>
+        <w:t>因舍入导致的偏差</w:t>
+      </w:r>
+      <w:r>
+        <w:rPr>
+          <w:rFonts w:ascii="Times New Roman" w:hAnsi="Times New Roman" w:eastAsia="宋体" w:cs="Times New Roman"/>
+          <w:szCs w:val="21"/>
+        </w:rPr>
+        <w:t>(如</w:t>
       </w:r>
       <m:oMath>
         <m:sSub>
@@ -4399,7 +4404,16 @@
           <w:rFonts w:ascii="Times New Roman" w:hAnsi="Times New Roman" w:eastAsia="宋体" w:cs="Times New Roman"/>
           <w:szCs w:val="21"/>
         </w:rPr>
-        <w:t xml:space="preserve"> 为 1.50，</w:t>
+        <w:t xml:space="preserve"> 为</w:t>
+      </w:r>
+      <w:bookmarkStart w:id="9" w:name="_GoBack"/>
+      <w:bookmarkEnd w:id="9"/>
+      <w:r>
+        <w:rPr>
+          <w:rFonts w:ascii="Times New Roman" w:hAnsi="Times New Roman" w:eastAsia="宋体" w:cs="Times New Roman"/>
+          <w:szCs w:val="21"/>
+        </w:rPr>
+        <w:t xml:space="preserve"> 1.50，</w:t>
       </w:r>
       <m:oMath>
         <m:sSub>
@@ -6152,14 +6166,6 @@
         </w:tc>
       </w:tr>
       <w:tr>
-        <w:tblPrEx>
-          <w:tblCellMar>
-            <w:top w:w="15" w:type="dxa"/>
-            <w:left w:w="15" w:type="dxa"/>
-            <w:bottom w:w="15" w:type="dxa"/>
-            <w:right w:w="15" w:type="dxa"/>
-          </w:tblCellMar>
-        </w:tblPrEx>
         <w:trPr>
           <w:tblCellSpacing w:w="15" w:type="dxa"/>
           <w:jc w:val="center"/>
@@ -8826,7 +8832,24 @@
           <w:szCs w:val="21"/>
           <w14:ligatures w14:val="none"/>
         </w:rPr>
-        <w:t>注意，本课程对可复现性检验应包括完全采用原文献的分析思路、编程语言和统计方法，即使原文献使用的程序语言不是 R 语言、统计方法在课程中未涉及。如果复制的文献未使用 R 语言、或统计方法在课程中未涉及，则需要额外采用 R 语言、至少用一部分课程使用的统计方法对原文献进行分析，并与采用原始分析思路、编程语言和统计方法的结果进行比较。如果复制的文献使用 R 语言，且统计方法在课程中已有提及，则不要求、但鼓励增加创新性内容。</w:t>
+        <w:t>注意，本课程对可复现性检验应包括</w:t>
+      </w:r>
+      <w:r>
+        <w:rPr>
+          <w:rFonts w:hint="eastAsia" w:ascii="Times New Roman" w:hAnsi="Times New Roman" w:eastAsia="宋体" w:cs="Times New Roman"/>
+          <w:color w:val="0000FF"/>
+          <w:szCs w:val="21"/>
+          <w14:ligatures w14:val="none"/>
+        </w:rPr>
+        <w:t>完全采用原文献的分析思路、编程语言和统计方法</w:t>
+      </w:r>
+      <w:r>
+        <w:rPr>
+          <w:rFonts w:hint="eastAsia" w:ascii="Times New Roman" w:hAnsi="Times New Roman" w:eastAsia="宋体" w:cs="Times New Roman"/>
+          <w:szCs w:val="21"/>
+          <w14:ligatures w14:val="none"/>
+        </w:rPr>
+        <w:t>，即使原文献使用的程序语言不是 R 语言、统计方法在课程中未涉及。如果复制的文献未使用 R 语言、或统计方法在课程中未涉及，则需要额外采用 R 语言、至少用一部分课程使用的统计方法对原文献进行分析，并与采用原始分析思路、编程语言和统计方法的结果进行比较。如果复制的文献使用 R 语言，且统计方法在课程中已有提及，则不要求、但鼓励增加创新性内容。</w:t>
       </w:r>
     </w:p>
     <w:p>
@@ -11562,12 +11585,6 @@
             <w:insideH w:val="none" w:color="auto" w:sz="0" w:space="0"/>
             <w:insideV w:val="none" w:color="auto" w:sz="0" w:space="0"/>
           </w:tblBorders>
-          <w:tblCellMar>
-            <w:top w:w="0" w:type="dxa"/>
-            <w:left w:w="108" w:type="dxa"/>
-            <w:bottom w:w="0" w:type="dxa"/>
-            <w:right w:w="108" w:type="dxa"/>
-          </w:tblCellMar>
         </w:tblPrEx>
         <w:trPr>
           <w:jc w:val="center"/>
